--- a/docs/user-guides/windows/04-ConfigureCloudBackupFolderInOrchidAppForWindows.docx
+++ b/docs/user-guides/windows/04-ConfigureCloudBackupFolderInOrchidAppForWindows.docx
@@ -6,6 +6,7 @@
       <w:pPr>
         <w:jc w:val="center"/>
       </w:pPr>
+      <w:proofErr w:type="spellStart"/>
       <w:r>
         <w:rPr>
           <w:b/>
@@ -14,6 +15,7 @@
         </w:rPr>
         <w:t>OrchidApp</w:t>
       </w:r>
+      <w:proofErr w:type="spellEnd"/>
     </w:p>
     <w:p>
       <w:pPr>
@@ -25,15 +27,43 @@
           <w:color w:val="1F4E79"/>
           <w:sz w:val="48"/>
         </w:rPr>
-        <w:t>Configure Cloud Backup Folder in OrchidApp</w:t>
-      </w:r>
+        <w:t xml:space="preserve">Configure Cloud Backup Folder in </w:t>
+      </w:r>
+      <w:proofErr w:type="spellStart"/>
       <w:r>
         <w:rPr>
           <w:b/>
           <w:color w:val="1F4E79"/>
           <w:sz w:val="48"/>
         </w:rPr>
-        <w:t xml:space="preserve"> For Windows </w:t>
+        <w:t>OrchidApp</w:t>
+      </w:r>
+      <w:proofErr w:type="spellEnd"/>
+      <w:r>
+        <w:rPr>
+          <w:b/>
+          <w:color w:val="1F4E79"/>
+          <w:sz w:val="48"/>
+        </w:rPr>
+        <w:t xml:space="preserve"> </w:t>
+      </w:r>
+      <w:proofErr w:type="gramStart"/>
+      <w:r>
+        <w:rPr>
+          <w:b/>
+          <w:color w:val="1F4E79"/>
+          <w:sz w:val="48"/>
+        </w:rPr>
+        <w:t>For</w:t>
+      </w:r>
+      <w:proofErr w:type="gramEnd"/>
+      <w:r>
+        <w:rPr>
+          <w:b/>
+          <w:color w:val="1F4E79"/>
+          <w:sz w:val="48"/>
+        </w:rPr>
+        <w:t xml:space="preserve"> Windows </w:t>
       </w:r>
     </w:p>
     <w:p>
@@ -42,7 +72,15 @@
         <w:jc w:val="center"/>
       </w:pPr>
       <w:r>
-        <w:t>User guide for protecting your OrchidApp backups against total computer failure</w:t>
+        <w:t xml:space="preserve">User guide for protecting your </w:t>
+      </w:r>
+      <w:proofErr w:type="spellStart"/>
+      <w:r>
+        <w:t>OrchidApp</w:t>
+      </w:r>
+      <w:proofErr w:type="spellEnd"/>
+      <w:r>
+        <w:t xml:space="preserve"> backups against total computer failure</w:t>
       </w:r>
     </w:p>
     <w:p>
@@ -70,12 +108,36 @@
     <w:p/>
     <w:p>
       <w:r>
-        <w:t>Use this guide after OrchidApp has been installed or upgraded using the Windows installer and OrchidApp has been opened successfully.</w:t>
+        <w:t xml:space="preserve">Use this guide after </w:t>
+      </w:r>
+      <w:proofErr w:type="spellStart"/>
+      <w:r>
+        <w:t>OrchidApp</w:t>
+      </w:r>
+      <w:proofErr w:type="spellEnd"/>
+      <w:r>
+        <w:t xml:space="preserve"> has been installed or upgraded using the Windows installer and </w:t>
+      </w:r>
+      <w:proofErr w:type="spellStart"/>
+      <w:r>
+        <w:t>OrchidApp</w:t>
+      </w:r>
+      <w:proofErr w:type="spellEnd"/>
+      <w:r>
+        <w:t xml:space="preserve"> has been opened successfully.</w:t>
       </w:r>
     </w:p>
     <w:p>
       <w:r>
-        <w:t xml:space="preserve">The OrchidApp Launcher includes a </w:t>
+        <w:t xml:space="preserve">The </w:t>
+      </w:r>
+      <w:proofErr w:type="spellStart"/>
+      <w:r>
+        <w:t>OrchidApp</w:t>
+      </w:r>
+      <w:proofErr w:type="spellEnd"/>
+      <w:r>
+        <w:t xml:space="preserve"> Launcher includes a </w:t>
       </w:r>
       <w:r>
         <w:rPr>
@@ -96,18 +158,39 @@
       </w:r>
     </w:p>
     <w:p>
-      <w:r>
-        <w:t>OrchidApp keeps local backups on the computer.</w:t>
+      <w:proofErr w:type="spellStart"/>
+      <w:r>
+        <w:t>OrchidApp</w:t>
+      </w:r>
+      <w:proofErr w:type="spellEnd"/>
+      <w:r>
+        <w:t xml:space="preserve"> keeps local backups on the computer.</w:t>
       </w:r>
     </w:p>
     <w:p>
       <w:r>
-        <w:t>This guide explains how to choose a cloud-synced folder where OrchidApp will also copy the latest successful backup.</w:t>
+        <w:t xml:space="preserve">This guide explains how to choose a cloud-synced folder where </w:t>
+      </w:r>
+      <w:proofErr w:type="spellStart"/>
+      <w:r>
+        <w:t>OrchidApp</w:t>
+      </w:r>
+      <w:proofErr w:type="spellEnd"/>
+      <w:r>
+        <w:t xml:space="preserve"> will also copy the latest successful backup.</w:t>
       </w:r>
     </w:p>
     <w:p>
       <w:r>
-        <w:t>This is the safest everyday recovery option because the backup is stored away from the computer running OrchidApp.</w:t>
+        <w:t xml:space="preserve">This is the safest everyday recovery option because the backup is stored away from the computer running </w:t>
+      </w:r>
+      <w:proofErr w:type="spellStart"/>
+      <w:r>
+        <w:t>OrchidApp</w:t>
+      </w:r>
+      <w:proofErr w:type="spellEnd"/>
+      <w:r>
+        <w:t>.</w:t>
       </w:r>
     </w:p>
     <w:p>
@@ -151,7 +234,15 @@
         <w:pStyle w:val="ListBullet"/>
       </w:pPr>
       <w:r>
-        <w:t>Install or upgrade OrchidApp using the Windows installer.</w:t>
+        <w:t xml:space="preserve">Install or upgrade </w:t>
+      </w:r>
+      <w:proofErr w:type="spellStart"/>
+      <w:r>
+        <w:t>OrchidApp</w:t>
+      </w:r>
+      <w:proofErr w:type="spellEnd"/>
+      <w:r>
+        <w:t xml:space="preserve"> using the Windows installer.</w:t>
       </w:r>
     </w:p>
     <w:p>
@@ -159,7 +250,23 @@
         <w:pStyle w:val="ListBullet"/>
       </w:pPr>
       <w:r>
-        <w:t>Open OrchidApp at least once so the OrchidApp Launcher starts.</w:t>
+        <w:t xml:space="preserve">Open </w:t>
+      </w:r>
+      <w:proofErr w:type="spellStart"/>
+      <w:r>
+        <w:t>OrchidApp</w:t>
+      </w:r>
+      <w:proofErr w:type="spellEnd"/>
+      <w:r>
+        <w:t xml:space="preserve"> at least once so the </w:t>
+      </w:r>
+      <w:proofErr w:type="spellStart"/>
+      <w:r>
+        <w:t>OrchidApp</w:t>
+      </w:r>
+      <w:proofErr w:type="spellEnd"/>
+      <w:r>
+        <w:t xml:space="preserve"> Launcher starts.</w:t>
       </w:r>
     </w:p>
     <w:p>
@@ -167,7 +274,15 @@
         <w:pStyle w:val="ListBullet"/>
       </w:pPr>
       <w:r>
-        <w:t>Make sure you are signed in to your cloud provider on the computer.</w:t>
+        <w:t xml:space="preserve">Make sure you are signed </w:t>
+      </w:r>
+      <w:proofErr w:type="gramStart"/>
+      <w:r>
+        <w:t>in</w:t>
+      </w:r>
+      <w:proofErr w:type="gramEnd"/>
+      <w:r>
+        <w:t xml:space="preserve"> to your cloud provider on the computer.</w:t>
       </w:r>
     </w:p>
     <w:p>
@@ -185,6 +300,7 @@
       <w:r>
         <w:t xml:space="preserve">Use a clear folder name, such as </w:t>
       </w:r>
+      <w:proofErr w:type="spellStart"/>
       <w:r>
         <w:rPr>
           <w:rFonts w:ascii="Consolas" w:eastAsia="Consolas" w:hAnsi="Consolas"/>
@@ -193,6 +309,7 @@
         </w:rPr>
         <w:t>OrchidBackups</w:t>
       </w:r>
+      <w:proofErr w:type="spellEnd"/>
       <w:r>
         <w:t>.</w:t>
       </w:r>
@@ -219,12 +336,25 @@
       </w:pPr>
       <w:r>
         <w:lastRenderedPageBreak/>
-        <w:t>How OrchidApp cloud backup works</w:t>
+        <w:t xml:space="preserve">How </w:t>
+      </w:r>
+      <w:proofErr w:type="spellStart"/>
+      <w:r>
+        <w:t>OrchidApp</w:t>
+      </w:r>
+      <w:proofErr w:type="spellEnd"/>
+      <w:r>
+        <w:t xml:space="preserve"> cloud backup works</w:t>
       </w:r>
     </w:p>
     <w:p>
-      <w:r>
-        <w:t>OrchidApp stores its normal local backups under:</w:t>
+      <w:proofErr w:type="spellStart"/>
+      <w:r>
+        <w:t>OrchidApp</w:t>
+      </w:r>
+      <w:proofErr w:type="spellEnd"/>
+      <w:r>
+        <w:t xml:space="preserve"> stores its normal local backups under:</w:t>
       </w:r>
     </w:p>
     <w:p>
@@ -238,7 +368,15 @@
     </w:p>
     <w:p>
       <w:r>
-        <w:t>When a cloud backup folder is configured, OrchidApp also copies the latest successful backup to the selected cloud folder.</w:t>
+        <w:t xml:space="preserve">When a cloud backup folder is configured, </w:t>
+      </w:r>
+      <w:proofErr w:type="spellStart"/>
+      <w:r>
+        <w:t>OrchidApp</w:t>
+      </w:r>
+      <w:proofErr w:type="spellEnd"/>
+      <w:r>
+        <w:t xml:space="preserve"> also copies the latest successful backup to the selected cloud folder.</w:t>
       </w:r>
     </w:p>
     <w:p>
@@ -278,7 +416,23 @@
         <w:t>Note:</w:t>
       </w:r>
       <w:r>
-        <w:t xml:space="preserve"> When you start OrchidApp, it automatically checks when the last backup was made. If it was more than 7 days ago, OrchidApp creates a backup automatically without interrupting your use of the app.</w:t>
+        <w:t xml:space="preserve"> When you start </w:t>
+      </w:r>
+      <w:proofErr w:type="spellStart"/>
+      <w:r>
+        <w:t>OrchidApp</w:t>
+      </w:r>
+      <w:proofErr w:type="spellEnd"/>
+      <w:r>
+        <w:t xml:space="preserve">, it automatically checks when the last backup was made. If it was more than 7 days ago, </w:t>
+      </w:r>
+      <w:proofErr w:type="spellStart"/>
+      <w:r>
+        <w:t>OrchidApp</w:t>
+      </w:r>
+      <w:proofErr w:type="spellEnd"/>
+      <w:r>
+        <w:t xml:space="preserve"> creates a backup automatically without interrupting your use of the app.</w:t>
       </w:r>
     </w:p>
     <w:p>
@@ -294,7 +448,15 @@
         <w:pStyle w:val="ListBullet"/>
       </w:pPr>
       <w:r>
-        <w:t>Close the OrchidApp browser tab if it is covering the launcher window.</w:t>
+        <w:t xml:space="preserve">Close the </w:t>
+      </w:r>
+      <w:proofErr w:type="spellStart"/>
+      <w:r>
+        <w:t>OrchidApp</w:t>
+      </w:r>
+      <w:proofErr w:type="spellEnd"/>
+      <w:r>
+        <w:t xml:space="preserve"> browser tab if it is covering the launcher window.</w:t>
       </w:r>
     </w:p>
     <w:p>
@@ -302,7 +464,15 @@
         <w:pStyle w:val="ListBullet"/>
       </w:pPr>
       <w:r>
-        <w:t>Open or bring forward the OrchidApp Launcher window.</w:t>
+        <w:t xml:space="preserve">Open or bring forward the </w:t>
+      </w:r>
+      <w:proofErr w:type="spellStart"/>
+      <w:r>
+        <w:t>OrchidApp</w:t>
+      </w:r>
+      <w:proofErr w:type="spellEnd"/>
+      <w:r>
+        <w:t xml:space="preserve"> Launcher window.</w:t>
       </w:r>
     </w:p>
     <w:p>
@@ -335,7 +505,15 @@
         <w:pStyle w:val="ListBullet"/>
       </w:pPr>
       <w:r>
-        <w:t>Confirm that OrchidApp saves the cloud backup folder.</w:t>
+        <w:t xml:space="preserve">Confirm that </w:t>
+      </w:r>
+      <w:proofErr w:type="spellStart"/>
+      <w:r>
+        <w:t>OrchidApp</w:t>
+      </w:r>
+      <w:proofErr w:type="spellEnd"/>
+      <w:r>
+        <w:t xml:space="preserve"> saves the cloud backup folder.</w:t>
       </w:r>
     </w:p>
     <w:p>
@@ -381,12 +559,28 @@
     </w:p>
     <w:p>
       <w:r>
-        <w:t>If OrchidApp is open in your browser and the launcher is hidden behind it, close the browser tab or switch back to the launcher window.</w:t>
+        <w:t xml:space="preserve">If </w:t>
+      </w:r>
+      <w:proofErr w:type="spellStart"/>
+      <w:r>
+        <w:t>OrchidApp</w:t>
+      </w:r>
+      <w:proofErr w:type="spellEnd"/>
+      <w:r>
+        <w:t xml:space="preserve"> is open in your browser and the launcher is hidden behind it, close the browser tab or switch back to the launcher window.</w:t>
       </w:r>
     </w:p>
     <w:p>
       <w:r>
-        <w:t>Closing only the browser tab does not stop OrchidApp.</w:t>
+        <w:t xml:space="preserve">Closing only the browser tab does not stop </w:t>
+      </w:r>
+      <w:proofErr w:type="spellStart"/>
+      <w:r>
+        <w:t>OrchidApp</w:t>
+      </w:r>
+      <w:proofErr w:type="spellEnd"/>
+      <w:r>
+        <w:t>.</w:t>
       </w:r>
     </w:p>
     <w:p>
@@ -394,17 +588,41 @@
         <w:pStyle w:val="Heading1"/>
       </w:pPr>
       <w:r>
-        <w:t>2. Bring the OrchidApp Launcher to the front</w:t>
+        <w:t xml:space="preserve">2. Bring the </w:t>
+      </w:r>
+      <w:proofErr w:type="spellStart"/>
+      <w:r>
+        <w:t>OrchidApp</w:t>
+      </w:r>
+      <w:proofErr w:type="spellEnd"/>
+      <w:r>
+        <w:t xml:space="preserve"> Launcher to the front</w:t>
       </w:r>
     </w:p>
     <w:p>
       <w:r>
-        <w:t>Select the OrchidApp icon on the taskbar to bring the launcher window to the front.</w:t>
+        <w:t xml:space="preserve">Select the </w:t>
+      </w:r>
+      <w:proofErr w:type="spellStart"/>
+      <w:r>
+        <w:t>OrchidApp</w:t>
+      </w:r>
+      <w:proofErr w:type="spellEnd"/>
+      <w:r>
+        <w:t xml:space="preserve"> icon on the taskbar to bring the launcher window to the front.</w:t>
       </w:r>
     </w:p>
     <w:p>
       <w:r>
-        <w:t>The launcher window must remain open while using OrchidApp.</w:t>
+        <w:t xml:space="preserve">The launcher window must remain open while using </w:t>
+      </w:r>
+      <w:proofErr w:type="spellStart"/>
+      <w:r>
+        <w:t>OrchidApp</w:t>
+      </w:r>
+      <w:proofErr w:type="spellEnd"/>
+      <w:r>
+        <w:t>.</w:t>
       </w:r>
     </w:p>
     <w:p>
@@ -462,7 +680,15 @@
     </w:p>
     <w:p>
       <w:r>
-        <w:t xml:space="preserve">In the OrchidApp Launcher, select </w:t>
+        <w:t xml:space="preserve">In the </w:t>
+      </w:r>
+      <w:proofErr w:type="spellStart"/>
+      <w:r>
+        <w:t>OrchidApp</w:t>
+      </w:r>
+      <w:proofErr w:type="spellEnd"/>
+      <w:r>
+        <w:t xml:space="preserve"> Launcher, select </w:t>
       </w:r>
       <w:r>
         <w:rPr>
@@ -489,10 +715,10 @@
         </w:rPr>
         <w:lastRenderedPageBreak/>
         <w:drawing>
-          <wp:inline distT="0" distB="0" distL="0" distR="0" wp14:anchorId="70E2495F" wp14:editId="791E33DE">
-            <wp:extent cx="5629275" cy="2921453"/>
+          <wp:inline distT="0" distB="0" distL="0" distR="0" wp14:anchorId="1AC465D4" wp14:editId="618C937A">
+            <wp:extent cx="5791200" cy="2611818"/>
             <wp:effectExtent l="0" t="0" r="0" b="0"/>
-            <wp:docPr id="1813385852" name="Picture 2"/>
+            <wp:docPr id="1661882058" name="Picture 1"/>
             <wp:cNvGraphicFramePr>
               <a:graphicFrameLocks xmlns:a="http://schemas.openxmlformats.org/drawingml/2006/main" noChangeAspect="1"/>
             </wp:cNvGraphicFramePr>
@@ -500,7 +726,7 @@
               <a:graphicData uri="http://schemas.openxmlformats.org/drawingml/2006/picture">
                 <pic:pic xmlns:pic="http://schemas.openxmlformats.org/drawingml/2006/picture">
                   <pic:nvPicPr>
-                    <pic:cNvPr id="1813385852" name="Picture 1813385852"/>
+                    <pic:cNvPr id="1661882058" name="Picture 1661882058"/>
                     <pic:cNvPicPr/>
                   </pic:nvPicPr>
                   <pic:blipFill>
@@ -512,7 +738,7 @@
                   <pic:spPr>
                     <a:xfrm>
                       <a:off x="0" y="0"/>
-                      <a:ext cx="5640219" cy="2927133"/>
+                      <a:ext cx="5813941" cy="2622074"/>
                     </a:xfrm>
                     <a:prstGeom prst="rect">
                       <a:avLst/>
@@ -654,8 +880,13 @@
       </w:r>
     </w:p>
     <w:p>
-      <w:r>
-        <w:t>OrchidApp saves the selected folder as the cloud backup location.</w:t>
+      <w:proofErr w:type="spellStart"/>
+      <w:r>
+        <w:t>OrchidApp</w:t>
+      </w:r>
+      <w:proofErr w:type="spellEnd"/>
+      <w:r>
+        <w:t xml:space="preserve"> saves the selected folder as the cloud backup location.</w:t>
       </w:r>
     </w:p>
     <w:p>
@@ -667,10 +898,10 @@
           <w:noProof/>
         </w:rPr>
         <w:drawing>
-          <wp:inline distT="0" distB="0" distL="0" distR="0" wp14:anchorId="253705F0" wp14:editId="49EBBBA1">
-            <wp:extent cx="5324475" cy="2769519"/>
-            <wp:effectExtent l="0" t="0" r="0" b="0"/>
-            <wp:docPr id="1735397875" name="Picture 4"/>
+          <wp:inline distT="0" distB="0" distL="0" distR="0" wp14:anchorId="12CB46E6" wp14:editId="7F9186F7">
+            <wp:extent cx="5349240" cy="2393660"/>
+            <wp:effectExtent l="0" t="0" r="3810" b="6985"/>
+            <wp:docPr id="1543722118" name="Picture 2"/>
             <wp:cNvGraphicFramePr>
               <a:graphicFrameLocks xmlns:a="http://schemas.openxmlformats.org/drawingml/2006/main" noChangeAspect="1"/>
             </wp:cNvGraphicFramePr>
@@ -678,7 +909,7 @@
               <a:graphicData uri="http://schemas.openxmlformats.org/drawingml/2006/picture">
                 <pic:pic xmlns:pic="http://schemas.openxmlformats.org/drawingml/2006/picture">
                   <pic:nvPicPr>
-                    <pic:cNvPr id="1735397875" name="Picture 1735397875"/>
+                    <pic:cNvPr id="1543722118" name="Picture 1543722118"/>
                     <pic:cNvPicPr/>
                   </pic:nvPicPr>
                   <pic:blipFill>
@@ -690,7 +921,7 @@
                   <pic:spPr>
                     <a:xfrm>
                       <a:off x="0" y="0"/>
-                      <a:ext cx="5332122" cy="2773496"/>
+                      <a:ext cx="5369521" cy="2402735"/>
                     </a:xfrm>
                     <a:prstGeom prst="rect">
                       <a:avLst/>
@@ -718,7 +949,23 @@
     </w:p>
     <w:p>
       <w:r>
-        <w:t>When a backup completes, OrchidApp creates the local backup first, then copies the latest backup to the configured cloud folder.</w:t>
+        <w:t xml:space="preserve">When a backup </w:t>
+      </w:r>
+      <w:proofErr w:type="gramStart"/>
+      <w:r>
+        <w:t>completes</w:t>
+      </w:r>
+      <w:proofErr w:type="gramEnd"/>
+      <w:r>
+        <w:t xml:space="preserve">, </w:t>
+      </w:r>
+      <w:proofErr w:type="spellStart"/>
+      <w:r>
+        <w:t>OrchidApp</w:t>
+      </w:r>
+      <w:proofErr w:type="spellEnd"/>
+      <w:r>
+        <w:t xml:space="preserve"> creates the local backup first, then copies the latest backup to the configured cloud folder.</w:t>
       </w:r>
     </w:p>
     <w:p>
@@ -741,7 +988,15 @@
     </w:p>
     <w:p>
       <w:r>
-        <w:t xml:space="preserve">In the OrchidApp Launcher, select </w:t>
+        <w:t xml:space="preserve">In the </w:t>
+      </w:r>
+      <w:proofErr w:type="spellStart"/>
+      <w:r>
+        <w:t>OrchidApp</w:t>
+      </w:r>
+      <w:proofErr w:type="spellEnd"/>
+      <w:r>
+        <w:t xml:space="preserve"> Launcher, select </w:t>
       </w:r>
       <w:r>
         <w:rPr>
@@ -755,7 +1010,15 @@
     </w:p>
     <w:p>
       <w:r>
-        <w:t>Wait until the launcher reports that the backup completed.</w:t>
+        <w:t xml:space="preserve">Wait until the launcher reports that the backup </w:t>
+      </w:r>
+      <w:proofErr w:type="gramStart"/>
+      <w:r>
+        <w:t>completed</w:t>
+      </w:r>
+      <w:proofErr w:type="gramEnd"/>
+      <w:r>
+        <w:t>.</w:t>
       </w:r>
     </w:p>
     <w:p>
@@ -771,12 +1034,11 @@
         <w:rPr>
           <w:noProof/>
         </w:rPr>
-        <w:lastRenderedPageBreak/>
         <w:drawing>
-          <wp:inline distT="0" distB="0" distL="0" distR="0" wp14:anchorId="75EA1F86" wp14:editId="60384CD2">
-            <wp:extent cx="5238750" cy="2706995"/>
-            <wp:effectExtent l="0" t="0" r="0" b="0"/>
-            <wp:docPr id="1627432496" name="Picture 5"/>
+          <wp:inline distT="0" distB="0" distL="0" distR="0" wp14:anchorId="4AF9B061" wp14:editId="0DC2D648">
+            <wp:extent cx="5417820" cy="2414809"/>
+            <wp:effectExtent l="0" t="0" r="0" b="5080"/>
+            <wp:docPr id="1785686942" name="Picture 3"/>
             <wp:cNvGraphicFramePr>
               <a:graphicFrameLocks xmlns:a="http://schemas.openxmlformats.org/drawingml/2006/main" noChangeAspect="1"/>
             </wp:cNvGraphicFramePr>
@@ -784,7 +1046,7 @@
               <a:graphicData uri="http://schemas.openxmlformats.org/drawingml/2006/picture">
                 <pic:pic xmlns:pic="http://schemas.openxmlformats.org/drawingml/2006/picture">
                   <pic:nvPicPr>
-                    <pic:cNvPr id="1627432496" name="Picture 1627432496"/>
+                    <pic:cNvPr id="1785686942" name="Picture 1785686942"/>
                     <pic:cNvPicPr/>
                   </pic:nvPicPr>
                   <pic:blipFill>
@@ -796,7 +1058,7 @@
                   <pic:spPr>
                     <a:xfrm>
                       <a:off x="0" y="0"/>
-                      <a:ext cx="5248570" cy="2712069"/>
+                      <a:ext cx="5449053" cy="2428730"/>
                     </a:xfrm>
                     <a:prstGeom prst="rect">
                       <a:avLst/>
@@ -814,6 +1076,7 @@
         <w:pStyle w:val="Heading1"/>
       </w:pPr>
       <w:r>
+        <w:lastRenderedPageBreak/>
         <w:t>Choosing a good cloud backup folder</w:t>
       </w:r>
     </w:p>
@@ -879,8 +1142,18 @@
                 <w:color w:val="404040"/>
                 <w:sz w:val="18"/>
               </w:rPr>
-              <w:t>OneDrive\Documents\OrchidBackups</w:t>
+              <w:t>OneDrive\Documents\</w:t>
             </w:r>
+            <w:proofErr w:type="spellStart"/>
+            <w:r>
+              <w:rPr>
+                <w:rFonts w:ascii="Consolas" w:eastAsia="Consolas" w:hAnsi="Consolas"/>
+                <w:color w:val="404040"/>
+                <w:sz w:val="18"/>
+              </w:rPr>
+              <w:t>OrchidBackups</w:t>
+            </w:r>
+            <w:proofErr w:type="spellEnd"/>
           </w:p>
         </w:tc>
         <w:tc>
@@ -910,8 +1183,18 @@
                 <w:color w:val="404040"/>
                 <w:sz w:val="18"/>
               </w:rPr>
-              <w:t>Google Drive\OrchidBackups</w:t>
+              <w:t>Google Drive\</w:t>
             </w:r>
+            <w:proofErr w:type="spellStart"/>
+            <w:r>
+              <w:rPr>
+                <w:rFonts w:ascii="Consolas" w:eastAsia="Consolas" w:hAnsi="Consolas"/>
+                <w:color w:val="404040"/>
+                <w:sz w:val="18"/>
+              </w:rPr>
+              <w:t>OrchidBackups</w:t>
+            </w:r>
+            <w:proofErr w:type="spellEnd"/>
           </w:p>
         </w:tc>
         <w:tc>
@@ -921,8 +1204,13 @@
           </w:tcPr>
           <w:p>
             <w:r>
-              <w:t>Desktop, unless it is definitely synced</w:t>
+              <w:t xml:space="preserve">Desktop, unless it is </w:t>
             </w:r>
+            <w:proofErr w:type="gramStart"/>
+            <w:r>
+              <w:t>definitely synced</w:t>
+            </w:r>
+            <w:proofErr w:type="gramEnd"/>
           </w:p>
         </w:tc>
       </w:tr>
@@ -941,8 +1229,18 @@
                 <w:color w:val="404040"/>
                 <w:sz w:val="18"/>
               </w:rPr>
-              <w:t>iCloud Drive\OrchidBackups</w:t>
+              <w:t>iCloud Drive\</w:t>
             </w:r>
+            <w:proofErr w:type="spellStart"/>
+            <w:r>
+              <w:rPr>
+                <w:rFonts w:ascii="Consolas" w:eastAsia="Consolas" w:hAnsi="Consolas"/>
+                <w:color w:val="404040"/>
+                <w:sz w:val="18"/>
+              </w:rPr>
+              <w:t>OrchidBackups</w:t>
+            </w:r>
+            <w:proofErr w:type="spellEnd"/>
           </w:p>
         </w:tc>
         <w:tc>
@@ -1009,7 +1307,15 @@
         <w:t>OrchidAppDataBackup.zip</w:t>
       </w:r>
       <w:r>
-        <w:t xml:space="preserve"> or an OrchidApp backup ZIP is present.</w:t>
+        <w:t xml:space="preserve"> or an </w:t>
+      </w:r>
+      <w:proofErr w:type="spellStart"/>
+      <w:r>
+        <w:t>OrchidApp</w:t>
+      </w:r>
+      <w:proofErr w:type="spellEnd"/>
+      <w:r>
+        <w:t xml:space="preserve"> backup ZIP is present.</w:t>
       </w:r>
     </w:p>
     <w:p>
@@ -1046,7 +1352,39 @@
     </w:p>
     <w:p>
       <w:r>
-        <w:t>Every time OrchiApp is started it automatically checks for the date of the last backup. If the backup was more than 7 days previously, a backup is created. An OrchidApp backup is intended to protect the OrchidApp data needed for recovery.</w:t>
+        <w:t xml:space="preserve">Every time </w:t>
+      </w:r>
+      <w:proofErr w:type="spellStart"/>
+      <w:r>
+        <w:t>OrchiApp</w:t>
+      </w:r>
+      <w:proofErr w:type="spellEnd"/>
+      <w:r>
+        <w:t xml:space="preserve"> </w:t>
+      </w:r>
+      <w:proofErr w:type="gramStart"/>
+      <w:r>
+        <w:t>is started</w:t>
+      </w:r>
+      <w:proofErr w:type="gramEnd"/>
+      <w:r>
+        <w:t xml:space="preserve"> it automatically checks for the date of the last backup. If the backup was more than 7 days previously, a backup is created. An </w:t>
+      </w:r>
+      <w:proofErr w:type="spellStart"/>
+      <w:r>
+        <w:t>OrchidApp</w:t>
+      </w:r>
+      <w:proofErr w:type="spellEnd"/>
+      <w:r>
+        <w:t xml:space="preserve"> backup is intended to protect the </w:t>
+      </w:r>
+      <w:proofErr w:type="spellStart"/>
+      <w:r>
+        <w:t>OrchidApp</w:t>
+      </w:r>
+      <w:proofErr w:type="spellEnd"/>
+      <w:r>
+        <w:t xml:space="preserve"> data needed for recovery.</w:t>
       </w:r>
     </w:p>
     <w:p>
@@ -1099,8 +1437,15 @@
         <w:pStyle w:val="Heading1"/>
       </w:pPr>
       <w:r>
-        <w:lastRenderedPageBreak/>
-        <w:t>What the cloud backup is for</w:t>
+        <w:t xml:space="preserve">What </w:t>
+      </w:r>
+      <w:proofErr w:type="gramStart"/>
+      <w:r>
+        <w:t>the cloud</w:t>
+      </w:r>
+      <w:proofErr w:type="gramEnd"/>
+      <w:r>
+        <w:t xml:space="preserve"> backup is for</w:t>
       </w:r>
     </w:p>
     <w:p>
@@ -1125,9 +1470,19 @@
       <w:pPr>
         <w:pStyle w:val="ListBullet"/>
       </w:pPr>
-      <w:r>
-        <w:t>the computer is replaced</w:t>
-      </w:r>
+      <w:proofErr w:type="gramStart"/>
+      <w:r>
+        <w:t>the</w:t>
+      </w:r>
+      <w:proofErr w:type="gramEnd"/>
+      <w:r>
+        <w:t xml:space="preserve"> computer is </w:t>
+      </w:r>
+      <w:proofErr w:type="gramStart"/>
+      <w:r>
+        <w:t>replaced</w:t>
+      </w:r>
+      <w:proofErr w:type="gramEnd"/>
     </w:p>
     <w:p>
       <w:pPr>
@@ -1142,7 +1497,15 @@
         <w:pStyle w:val="ListBullet"/>
       </w:pPr>
       <w:r>
-        <w:t>the local OrchidApp data is lost</w:t>
+        <w:t xml:space="preserve">the local </w:t>
+      </w:r>
+      <w:proofErr w:type="spellStart"/>
+      <w:r>
+        <w:t>OrchidApp</w:t>
+      </w:r>
+      <w:proofErr w:type="spellEnd"/>
+      <w:r>
+        <w:t xml:space="preserve"> data is lost</w:t>
       </w:r>
     </w:p>
     <w:p>
@@ -1155,7 +1518,21 @@
         <w:rPr>
           <w:b/>
         </w:rPr>
-        <w:t>05 - Recover OrchidApp on Replacement Machine</w:t>
+        <w:t xml:space="preserve">05 - Recover </w:t>
+      </w:r>
+      <w:proofErr w:type="spellStart"/>
+      <w:r>
+        <w:rPr>
+          <w:b/>
+        </w:rPr>
+        <w:t>OrchidApp</w:t>
+      </w:r>
+      <w:proofErr w:type="spellEnd"/>
+      <w:r>
+        <w:rPr>
+          <w:b/>
+        </w:rPr>
+        <w:t xml:space="preserve"> on Replacement Machine</w:t>
       </w:r>
     </w:p>
     <w:p>
@@ -1163,6 +1540,7 @@
         <w:pStyle w:val="Heading1"/>
       </w:pPr>
       <w:r>
+        <w:lastRenderedPageBreak/>
         <w:t>Troubleshooting</w:t>
       </w:r>
     </w:p>
@@ -1223,7 +1601,15 @@
           </w:tcPr>
           <w:p>
             <w:r>
-              <w:t>I cannot see the OrchidApp Launcher</w:t>
+              <w:t xml:space="preserve">I cannot see the </w:t>
+            </w:r>
+            <w:proofErr w:type="spellStart"/>
+            <w:r>
+              <w:t>OrchidApp</w:t>
+            </w:r>
+            <w:proofErr w:type="spellEnd"/>
+            <w:r>
+              <w:t xml:space="preserve"> Launcher</w:t>
             </w:r>
           </w:p>
         </w:tc>
@@ -1233,7 +1619,15 @@
           </w:tcPr>
           <w:p>
             <w:r>
-              <w:t>Select the OrchidApp icon on the taskbar or close the browser tab to reveal the launcher.</w:t>
+              <w:t xml:space="preserve">Select the </w:t>
+            </w:r>
+            <w:proofErr w:type="spellStart"/>
+            <w:r>
+              <w:t>OrchidApp</w:t>
+            </w:r>
+            <w:proofErr w:type="spellEnd"/>
+            <w:r>
+              <w:t xml:space="preserve"> icon on the taskbar or close the browser tab to reveal the launcher.</w:t>
             </w:r>
           </w:p>
         </w:tc>
@@ -1266,8 +1660,16 @@
               <w:rPr>
                 <w:b/>
               </w:rPr>
-              <w:t>Configure cloud backup</w:t>
+              <w:t xml:space="preserve">Configure cloud </w:t>
             </w:r>
+            <w:proofErr w:type="spellStart"/>
+            <w:r>
+              <w:rPr>
+                <w:b/>
+              </w:rPr>
+              <w:t>backup</w:t>
+            </w:r>
+            <w:proofErr w:type="spellEnd"/>
             <w:r>
               <w:t xml:space="preserve"> again and choose a cloud-synced folder.</w:t>
             </w:r>
@@ -1321,7 +1723,15 @@
           </w:tcPr>
           <w:p>
             <w:r>
-              <w:t>Open the OrchidApp Launcher and configure the cloud backup folder again.</w:t>
+              <w:t xml:space="preserve">Open the </w:t>
+            </w:r>
+            <w:proofErr w:type="spellStart"/>
+            <w:r>
+              <w:t>OrchidApp</w:t>
+            </w:r>
+            <w:proofErr w:type="spellEnd"/>
+            <w:r>
+              <w:t xml:space="preserve"> Launcher and configure the cloud backup folder again.</w:t>
             </w:r>
           </w:p>
         </w:tc>
@@ -1438,7 +1848,15 @@
         <w:pStyle w:val="ListBullet"/>
       </w:pPr>
       <w:r>
-        <w:t>The OrchidApp Launcher shows the cloud backup folder has been configured.</w:t>
+        <w:t xml:space="preserve">The </w:t>
+      </w:r>
+      <w:proofErr w:type="spellStart"/>
+      <w:r>
+        <w:t>OrchidApp</w:t>
+      </w:r>
+      <w:proofErr w:type="spellEnd"/>
+      <w:r>
+        <w:t xml:space="preserve"> Launcher shows the cloud backup folder has been configured.</w:t>
       </w:r>
     </w:p>
     <w:p>
@@ -1446,7 +1864,15 @@
         <w:pStyle w:val="ListBullet"/>
       </w:pPr>
       <w:r>
-        <w:t>A backup has completed successfully.</w:t>
+        <w:t xml:space="preserve">A backup has </w:t>
+      </w:r>
+      <w:proofErr w:type="gramStart"/>
+      <w:r>
+        <w:t>completed</w:t>
+      </w:r>
+      <w:proofErr w:type="gramEnd"/>
+      <w:r>
+        <w:t xml:space="preserve"> successfully.</w:t>
       </w:r>
     </w:p>
     <w:p>
@@ -1483,7 +1909,15 @@
     </w:p>
     <w:p>
       <w:r>
-        <w:t>If cloud backup does not behave as expected, email:</w:t>
+        <w:t xml:space="preserve">If cloud backup does not behave as </w:t>
+      </w:r>
+      <w:proofErr w:type="gramStart"/>
+      <w:r>
+        <w:t>expected,</w:t>
+      </w:r>
+      <w:proofErr w:type="gramEnd"/>
+      <w:r>
+        <w:t xml:space="preserve"> email:</w:t>
       </w:r>
     </w:p>
     <w:p>
@@ -1503,17 +1937,26 @@
       <w:pPr>
         <w:pStyle w:val="ListBullet"/>
       </w:pPr>
-      <w:r>
-        <w:lastRenderedPageBreak/>
-        <w:t>what you were trying to do</w:t>
+      <w:proofErr w:type="gramStart"/>
+      <w:r>
+        <w:t>what</w:t>
+      </w:r>
+      <w:proofErr w:type="gramEnd"/>
+      <w:r>
+        <w:t xml:space="preserve"> you were trying to do</w:t>
       </w:r>
     </w:p>
     <w:p>
       <w:pPr>
         <w:pStyle w:val="ListBullet"/>
       </w:pPr>
-      <w:r>
-        <w:t>which cloud provider you are using</w:t>
+      <w:proofErr w:type="gramStart"/>
+      <w:r>
+        <w:t>which</w:t>
+      </w:r>
+      <w:proofErr w:type="gramEnd"/>
+      <w:r>
+        <w:t xml:space="preserve"> cloud provider you are using</w:t>
       </w:r>
     </w:p>
     <w:p>
@@ -1521,7 +1964,15 @@
         <w:pStyle w:val="ListBullet"/>
       </w:pPr>
       <w:r>
-        <w:t>whether the local backup completed successfully</w:t>
+        <w:t xml:space="preserve">whether the local backup </w:t>
+      </w:r>
+      <w:proofErr w:type="gramStart"/>
+      <w:r>
+        <w:t>completed</w:t>
+      </w:r>
+      <w:proofErr w:type="gramEnd"/>
+      <w:r>
+        <w:t xml:space="preserve"> successfully</w:t>
       </w:r>
     </w:p>
     <w:p>
@@ -1537,7 +1988,15 @@
         <w:pStyle w:val="ListBullet"/>
       </w:pPr>
       <w:r>
-        <w:t>any message shown by the OrchidApp Launcher</w:t>
+        <w:t xml:space="preserve">any message shown by the </w:t>
+      </w:r>
+      <w:proofErr w:type="spellStart"/>
+      <w:r>
+        <w:t>OrchidApp</w:t>
+      </w:r>
+      <w:proofErr w:type="spellEnd"/>
+      <w:r>
+        <w:t xml:space="preserve"> Launcher</w:t>
       </w:r>
     </w:p>
     <w:p>
@@ -1569,7 +2028,15 @@
     </w:p>
     <w:p>
       <w:r>
-        <w:t>Use one obvious cloud-synced folder and let OrchidApp keep the latest cloud copy there.</w:t>
+        <w:t xml:space="preserve">Use one obvious cloud-synced folder and let </w:t>
+      </w:r>
+      <w:proofErr w:type="spellStart"/>
+      <w:r>
+        <w:t>OrchidApp</w:t>
+      </w:r>
+      <w:proofErr w:type="spellEnd"/>
+      <w:r>
+        <w:t xml:space="preserve"> keep the latest cloud copy there.</w:t>
       </w:r>
     </w:p>
     <w:sectPr>
@@ -1707,12 +2174,21 @@
 <file path=word/header2.xml><?xml version="1.0" encoding="utf-8"?>
 <w:hdr xmlns:wpc="http://schemas.microsoft.com/office/word/2010/wordprocessingCanvas" xmlns:cx="http://schemas.microsoft.com/office/drawing/2014/chartex" xmlns:cx1="http://schemas.microsoft.com/office/drawing/2015/9/8/chartex" xmlns:cx2="http://schemas.microsoft.com/office/drawing/2015/10/21/chartex" xmlns:cx3="http://schemas.microsoft.com/office/drawing/2016/5/9/chartex" xmlns:cx4="http://schemas.microsoft.com/office/drawing/2016/5/10/chartex" xmlns:cx5="http://schemas.microsoft.com/office/drawing/2016/5/11/chartex" xmlns:cx6="http://schemas.microsoft.com/office/drawing/2016/5/12/chartex" xmlns:cx7="http://schemas.microsoft.com/office/drawing/2016/5/13/chartex" xmlns:cx8="http://schemas.microsoft.com/office/drawing/2016/5/14/chartex" xmlns:mc="http://schemas.openxmlformats.org/markup-compatibility/2006" xmlns:aink="http://schemas.microsoft.com/office/drawing/2016/ink" xmlns:am3d="http://schemas.microsoft.com/office/drawing/2017/model3d" xmlns:o="urn:schemas-microsoft-com:office:office" xmlns:oel="http://schemas.microsoft.com/office/2019/extlst" xmlns:r="http://schemas.openxmlformats.org/officeDocument/2006/relationships" xmlns:m="http://schemas.openxmlformats.org/officeDocument/2006/math" xmlns:v="urn:schemas-microsoft-com:vml" xmlns:wp14="http://schemas.microsoft.com/office/word/2010/wordprocessingDrawing" xmlns:wp="http://schemas.openxmlformats.org/drawingml/2006/wordprocessingDrawing" xmlns:w10="urn:schemas-microsoft-com:office:word" xmlns:w="http://schemas.openxmlformats.org/wordprocessingml/2006/main" xmlns:w14="http://schemas.microsoft.com/office/word/2010/wordml" xmlns:w15="http://schemas.microsoft.com/office/word/2012/wordml" xmlns:w16cex="http://schemas.microsoft.com/office/word/2018/wordml/cex" xmlns:w16cid="http://schemas.microsoft.com/office/word/2016/wordml/cid" xmlns:w16="http://schemas.microsoft.com/office/word/2018/wordml" xmlns:w16du="http://schemas.microsoft.com/office/word/2023/wordml/word16du" xmlns:w16sdtdh="http://schemas.microsoft.com/office/word/2020/wordml/sdtdatahash" xmlns:w16sdtfl="http://schemas.microsoft.com/office/word/2024/wordml/sdtformatlock" xmlns:w16se="http://schemas.microsoft.com/office/word/2015/wordml/symex" xmlns:wpg="http://schemas.microsoft.com/office/word/2010/wordprocessingGroup" xmlns:wpi="http://schemas.microsoft.com/office/word/2010/wordprocessingInk" xmlns:wne="http://schemas.microsoft.com/office/word/2006/wordml" xmlns:wps="http://schemas.microsoft.com/office/word/2010/wordprocessingShape" mc:Ignorable="w14 w15 w16se w16cid w16 w16cex w16sdtdh w16sdtfl w16du wp14">
   <w:p>
+    <w:proofErr w:type="spellStart"/>
     <w:r>
       <w:rPr>
         <w:color w:val="595959"/>
         <w:sz w:val="18"/>
       </w:rPr>
-      <w:t>OrchidApp user guide</w:t>
+      <w:t>OrchidApp</w:t>
+    </w:r>
+    <w:proofErr w:type="spellEnd"/>
+    <w:r>
+      <w:rPr>
+        <w:color w:val="595959"/>
+        <w:sz w:val="18"/>
+      </w:rPr>
+      <w:t xml:space="preserve"> user guide</w:t>
     </w:r>
     <w:r>
       <w:rPr>
